--- a/PopHealth Map - Handover.docx
+++ b/PopHealth Map - Handover.docx
@@ -860,36 +860,6 @@
           </w:p>
         </w:tc>
       </w:tr>
-      <w:tr>
-        <w:tc>
-          <w:tcPr>
-            <w:tcW w:type="dxa" w:w="3312"/>
-          </w:tcPr>
-          <w:p>
-            <w:r/>
-            <w:r>
-              <w:rPr>
-                <w:sz w:val="19"/>
-              </w:rPr>
-              <w:t>Culture and creative spaces</w:t>
-            </w:r>
-          </w:p>
-        </w:tc>
-        <w:tc>
-          <w:tcPr>
-            <w:tcW w:type="dxa" w:w="5760"/>
-          </w:tcPr>
-          <w:p>
-            <w:r/>
-            <w:r>
-              <w:rPr>
-                <w:sz w:val="19"/>
-              </w:rPr>
-              <w:t>Cached per edition. The pipeline reads the GLA dataset listing and takes the newest workbook, so a new edition arrives by itself.</w:t>
-            </w:r>
-          </w:p>
-        </w:tc>
-      </w:tr>
     </w:tbl>
     <w:p/>
     <w:p>
@@ -1315,50 +1285,6 @@
           </w:p>
         </w:tc>
       </w:tr>
-      <w:tr>
-        <w:tc>
-          <w:tcPr>
-            <w:tcW w:type="dxa" w:w="2160"/>
-          </w:tcPr>
-          <w:p>
-            <w:r/>
-            <w:r>
-              <w:rPr>
-                <w:sz w:val="19"/>
-              </w:rPr>
-              <w:t>Culture and creative spaces</w:t>
-            </w:r>
-          </w:p>
-        </w:tc>
-        <w:tc>
-          <w:tcPr>
-            <w:tcW w:type="dxa" w:w="2016"/>
-          </w:tcPr>
-          <w:p>
-            <w:r/>
-            <w:r>
-              <w:rPr>
-                <w:sz w:val="19"/>
-              </w:rPr>
-              <w:t>Yearly</w:t>
-            </w:r>
-          </w:p>
-        </w:tc>
-        <w:tc>
-          <w:tcPr>
-            <w:tcW w:type="dxa" w:w="4896"/>
-          </w:tcPr>
-          <w:p>
-            <w:r/>
-            <w:r>
-              <w:rPr>
-                <w:sz w:val="19"/>
-              </w:rPr>
-              <w:t>The GLA republish it. The pipeline finds the newest edition itself.</w:t>
-            </w:r>
-          </w:p>
-        </w:tc>
-      </w:tr>
     </w:tbl>
     <w:p/>
     <w:p>
@@ -1664,14 +1590,6 @@
       </w:pPr>
       <w:r>
         <w:t>The City of London's 20 wards have no deprivation or health figures. The wards are tiny and share almost no neighbourhoods, so there is nothing to average. That is the geography, not a fault.</w:t>
-      </w:r>
-    </w:p>
-    <w:p>
-      <w:pPr>
-        <w:pStyle w:val="ListBullet"/>
-      </w:pPr>
-      <w:r>
-        <w:t>Culture means where culture is made. The GLA set holds rehearsal rooms, workshops and studios, and no cinemas or libraries. It replaced five hand-compiled layers that covered North West London only, so every layer on the map now covers all 33 boroughs.</w:t>
       </w:r>
     </w:p>
     <w:p>
